--- a/core/00-executive-deliverables/final/ale-private-benchmark-interview-brief-2026-08-09.docx
+++ b/core/00-executive-deliverables/final/ale-private-benchmark-interview-brief-2026-08-09.docx
@@ -501,7 +501,7 @@
           <w:color w:val="1F2937"/>
           <w:sz w:val="21"/>
         </w:rPr>
-        <w:t xml:space="preserve"> 开始。录像记录了 Surge AI 的 Nick Heiner 在 2026 年 6 月 30 日 AI Engineer World’s Fair 上的演讲 *When Will The Benchmaxxing Plague End?*。它提出的核心问题不是“模型是否还能涨分”，而是：当公开题、脆弱 verifier 和排行榜激励共同成为优化目标时，分数可以继续上升，但人真正关心的工作价值未必同步上升。本文把演讲内容归纳为六个控制点：领域专家定义任务、真实工作输入、工具真实可用、题面与 verifier 双向覆盖、端到端 QC、私有 holdout 与主观任务的专业盲评。它们是问题框架，不是 ALE 有效性的独立证明。</w:t>
+        <w:t xml:space="preserve"> 开始。录像记录了 Surge AI 的 Nick Heiner 在 2026 年 6 月 30 日 AI Engineer World’s Fair 上的演讲 *When Will The Benchmaxxing Plague End?*。它提出的核心问题不是“模型是否还能涨分”，而是：当公开题、脆弱 verifier 和排行榜激励共同成为优化目标时，分数可以继续上升，但人真正关心的工作价值未必同步上升。本文把演讲内容归纳为六个控制点：领域专家定义任务、真实工作输入、工具可用且题面与 verifier 双向覆盖、端到端 QC、私有 holdout、主观任务的专业盲评。它们是问题框架，不是 ALE 有效性的独立证明。</w:t>
       </w:r>
     </w:p>
     <w:p>
